--- a/lab3/chisl_lab_3_Vilenskiy.docx
+++ b/lab3/chisl_lab_3_Vilenskiy.docx
@@ -108,12 +108,12 @@
                   <wp:extent cx="733425" cy="828675"/>
                   <wp:effectExtent b="0" l="0" r="0" t="0"/>
                   <wp:wrapSquare wrapText="bothSides" distB="0" distT="0" distL="114300" distR="114300"/>
-                  <wp:docPr id="30" name="image2.jpg"/>
+                  <wp:docPr id="30" name="image1.jpg"/>
                   <a:graphic>
                     <a:graphicData uri="http://schemas.openxmlformats.org/drawingml/2006/picture">
                       <pic:pic>
                         <pic:nvPicPr>
-                          <pic:cNvPr id="0" name="image2.jpg"/>
+                          <pic:cNvPr id="0" name="image1.jpg"/>
                           <pic:cNvPicPr preferRelativeResize="0"/>
                         </pic:nvPicPr>
                         <pic:blipFill>
@@ -449,7 +449,7 @@
           <w:b w:val="1"/>
           <w:rtl w:val="0"/>
         </w:rPr>
-        <w:t xml:space="preserve">ЛАБОРАТОРНАЯ РАБОТА № x</w:t>
+        <w:t xml:space="preserve">ЛАБОРАТОРНАЯ РАБОТА № 3</w:t>
       </w:r>
     </w:p>
     <w:p>
@@ -1102,12 +1102,12 @@
           <wp:inline distB="114300" distT="114300" distL="114300" distR="114300">
             <wp:extent cx="6119820" cy="381000"/>
             <wp:effectExtent b="0" l="0" r="0" t="0"/>
-            <wp:docPr id="28" name="image1.png"/>
+            <wp:docPr id="28" name="image2.png"/>
             <a:graphic>
               <a:graphicData uri="http://schemas.openxmlformats.org/drawingml/2006/picture">
                 <pic:pic>
                   <pic:nvPicPr>
-                    <pic:cNvPr id="0" name="image1.png"/>
+                    <pic:cNvPr id="0" name="image2.png"/>
                     <pic:cNvPicPr preferRelativeResize="0"/>
                   </pic:nvPicPr>
                   <pic:blipFill>
